--- a/templates_docx/20260729-Final3_TKS_Tagged.docx
+++ b/templates_docx/20260729-Final3_TKS_Tagged.docx
@@ -813,58 +813,6 @@
               </w:rPr>
               <w:t>No. / Số.: {{so_bien_ban}}</w:t>
             </w:r>
-            <w:r>
-              <w:rPr>
-                <w:rFonts w:ascii="Times New Roman" w:hAnsi="Times New Roman" w:cs="Times New Roman"/>
-                <w:bCs/>
-                <w:sz w:val="24"/>
-                <w:szCs w:val="24"/>
-                <w:lang w:eastAsia="ja-JP"/>
-              </w:rPr>
-            </w:r>
-            <w:proofErr w:type="spellStart"/>
-            <w:r>
-              <w:rPr>
-                <w:rFonts w:ascii="Times New Roman" w:hAnsi="Times New Roman" w:cs="Times New Roman"/>
-                <w:bCs/>
-                <w:sz w:val="24"/>
-                <w:szCs w:val="24"/>
-                <w:lang w:eastAsia="ja-JP"/>
-              </w:rPr>
-            </w:r>
-            <w:proofErr w:type="spellEnd"/>
-            <w:proofErr w:type="gramStart"/>
-            <w:r>
-              <w:rPr>
-                <w:rFonts w:ascii="Times New Roman" w:hAnsi="Times New Roman" w:cs="Times New Roman"/>
-                <w:bCs/>
-                <w:i/>
-                <w:iCs/>
-                <w:sz w:val="24"/>
-                <w:szCs w:val="24"/>
-                <w:lang w:eastAsia="ja-JP"/>
-              </w:rPr>
-            </w:r>
-            <w:r>
-              <w:rPr>
-                <w:rFonts w:ascii="Times New Roman" w:hAnsi="Times New Roman" w:cs="Times New Roman"/>
-                <w:bCs/>
-                <w:sz w:val="24"/>
-                <w:szCs w:val="24"/>
-                <w:lang w:eastAsia="ja-JP"/>
-              </w:rPr>
-            </w:r>
-            <w:r>
-              <w:rPr>
-                <w:lang w:val="vi-VN"/>
-              </w:rPr>
-            </w:r>
-            <w:proofErr w:type="gramEnd"/>
-            <w:r>
-              <w:rPr>
-                <w:lang w:val="vi-VN"/>
-              </w:rPr>
-            </w:r>
           </w:p>
         </w:tc>
       </w:tr>
@@ -1193,174 +1141,6 @@
           <w:lang w:val="en-GB" w:eastAsia="ja-JP"/>
         </w:rPr>
         <w:t>Time / Thời gian: Date /Ngày {{ngay}} month /tháng {{thang}} year/ năm {{nam}}</w:t>
-      </w:r>
-      <w:r>
-        <w:rPr>
-          <w:rFonts w:ascii="Times New Roman" w:hAnsi="Times New Roman" w:cs="Times New Roman"/>
-          <w:bCs/>
-          <w:sz w:val="24"/>
-          <w:szCs w:val="24"/>
-          <w:lang w:val="en-GB" w:eastAsia="ja-JP"/>
-        </w:rPr>
-      </w:r>
-      <w:proofErr w:type="spellStart"/>
-      <w:r>
-        <w:rPr>
-          <w:rFonts w:ascii="Times New Roman" w:hAnsi="Times New Roman" w:cs="Times New Roman"/>
-          <w:bCs/>
-          <w:sz w:val="24"/>
-          <w:szCs w:val="24"/>
-          <w:lang w:val="en-GB" w:eastAsia="ja-JP"/>
-        </w:rPr>
-      </w:r>
-      <w:proofErr w:type="spellEnd"/>
-      <w:r>
-        <w:rPr>
-          <w:rFonts w:ascii="Times New Roman" w:hAnsi="Times New Roman" w:cs="Times New Roman"/>
-          <w:bCs/>
-          <w:sz w:val="24"/>
-          <w:szCs w:val="24"/>
-          <w:lang w:val="en-GB" w:eastAsia="ja-JP"/>
-        </w:rPr>
-      </w:r>
-      <w:proofErr w:type="spellStart"/>
-      <w:r>
-        <w:rPr>
-          <w:rFonts w:ascii="Times New Roman" w:hAnsi="Times New Roman" w:cs="Times New Roman"/>
-          <w:bCs/>
-          <w:sz w:val="24"/>
-          <w:szCs w:val="24"/>
-          <w:lang w:val="en-GB" w:eastAsia="ja-JP"/>
-        </w:rPr>
-      </w:r>
-      <w:proofErr w:type="spellEnd"/>
-      <w:r>
-        <w:rPr>
-          <w:rFonts w:ascii="Times New Roman" w:hAnsi="Times New Roman" w:cs="Times New Roman"/>
-          <w:bCs/>
-          <w:sz w:val="24"/>
-          <w:szCs w:val="24"/>
-          <w:lang w:val="en-GB" w:eastAsia="ja-JP"/>
-        </w:rPr>
-      </w:r>
-      <w:r>
-        <w:rPr>
-          <w:rFonts w:ascii="Times New Roman" w:hAnsi="Times New Roman" w:cs="Times New Roman"/>
-          <w:i/>
-          <w:sz w:val="24"/>
-          <w:szCs w:val="24"/>
-        </w:rPr>
-      </w:r>
-      <w:r>
-        <w:rPr>
-          <w:rFonts w:ascii="Times New Roman" w:hAnsi="Times New Roman" w:cs="Times New Roman"/>
-          <w:sz w:val="24"/>
-          <w:szCs w:val="24"/>
-        </w:rPr>
-      </w:r>
-      <w:proofErr w:type="spellStart"/>
-      <w:r>
-        <w:rPr>
-          <w:rFonts w:ascii="Times New Roman" w:hAnsi="Times New Roman" w:cs="Times New Roman"/>
-          <w:sz w:val="24"/>
-          <w:szCs w:val="24"/>
-        </w:rPr>
-      </w:r>
-      <w:proofErr w:type="spellEnd"/>
-      <w:r>
-        <w:rPr>
-          <w:rFonts w:ascii="Times New Roman" w:hAnsi="Times New Roman" w:cs="Times New Roman"/>
-          <w:sz w:val="24"/>
-          <w:szCs w:val="24"/>
-        </w:rPr>
-      </w:r>
-      <w:r>
-        <w:rPr>
-          <w:rFonts w:ascii="Times New Roman" w:hAnsi="Times New Roman" w:cs="Times New Roman"/>
-          <w:sz w:val="24"/>
-          <w:szCs w:val="24"/>
-          <w:lang w:val="vi-VN"/>
-        </w:rPr>
-      </w:r>
-      <w:r>
-        <w:rPr>
-          <w:rFonts w:ascii="Times New Roman" w:hAnsi="Times New Roman" w:cs="Times New Roman"/>
-          <w:i/>
-          <w:sz w:val="24"/>
-          <w:szCs w:val="24"/>
-        </w:rPr>
-      </w:r>
-      <w:r>
-        <w:rPr>
-          <w:rFonts w:ascii="Times New Roman" w:hAnsi="Times New Roman" w:cs="Times New Roman"/>
-          <w:sz w:val="24"/>
-          <w:szCs w:val="24"/>
-        </w:rPr>
-      </w:r>
-      <w:proofErr w:type="spellStart"/>
-      <w:r>
-        <w:rPr>
-          <w:rFonts w:ascii="Times New Roman" w:hAnsi="Times New Roman" w:cs="Times New Roman"/>
-          <w:sz w:val="24"/>
-          <w:szCs w:val="24"/>
-        </w:rPr>
-      </w:r>
-      <w:proofErr w:type="spellEnd"/>
-      <w:r>
-        <w:rPr>
-          <w:rFonts w:ascii="Times New Roman" w:hAnsi="Times New Roman" w:cs="Times New Roman"/>
-          <w:i/>
-          <w:sz w:val="24"/>
-          <w:szCs w:val="24"/>
-        </w:rPr>
-      </w:r>
-      <w:r>
-        <w:rPr>
-          <w:rFonts w:ascii="Times New Roman" w:hAnsi="Times New Roman" w:cs="Times New Roman"/>
-          <w:iCs/>
-          <w:sz w:val="24"/>
-          <w:szCs w:val="24"/>
-          <w:lang w:val="vi-VN"/>
-        </w:rPr>
-      </w:r>
-      <w:r>
-        <w:rPr>
-          <w:rFonts w:ascii="Times New Roman" w:hAnsi="Times New Roman" w:cs="Times New Roman"/>
-          <w:i/>
-          <w:sz w:val="24"/>
-          <w:szCs w:val="24"/>
-        </w:rPr>
-      </w:r>
-      <w:proofErr w:type="spellStart"/>
-      <w:r>
-        <w:rPr>
-          <w:rFonts w:ascii="Times New Roman" w:hAnsi="Times New Roman" w:cs="Times New Roman"/>
-          <w:sz w:val="24"/>
-          <w:szCs w:val="24"/>
-        </w:rPr>
-      </w:r>
-      <w:proofErr w:type="spellEnd"/>
-      <w:r>
-        <w:rPr>
-          <w:rFonts w:ascii="Times New Roman" w:hAnsi="Times New Roman" w:cs="Times New Roman"/>
-          <w:sz w:val="24"/>
-          <w:szCs w:val="24"/>
-        </w:rPr>
-      </w:r>
-      <w:r>
-        <w:rPr>
-          <w:rFonts w:ascii="Times New Roman" w:hAnsi="Times New Roman" w:cs="Times New Roman"/>
-          <w:sz w:val="24"/>
-          <w:szCs w:val="24"/>
-          <w:lang w:val="vi-VN"/>
-        </w:rPr>
-      </w:r>
-      <w:r>
-        <w:rPr>
-          <w:rFonts w:ascii="Times New Roman" w:hAnsi="Times New Roman" w:cs="Times New Roman"/>
-          <w:sz w:val="24"/>
-          <w:szCs w:val="24"/>
-        </w:rPr>
       </w:r>
     </w:p>
     <w:p>
@@ -1774,20 +1554,15 @@
           <w:szCs w:val="24"/>
           <w:lang w:val="en-GB" w:eastAsia="ja-JP"/>
         </w:rPr>
-        <w:t>Mr / Ông: {{ten_nguoi_1}} Position /Chức vụ: {{chuc_vu_nguoi_1}}</w:t>
-      </w:r>
-      <w:r>
-        <w:rPr>
-          <w:rFonts w:ascii="Times New Roman" w:hAnsi="Times New Roman" w:cs="Times New Roman"/>
-          <w:sz w:val="24"/>
-          <w:szCs w:val="24"/>
-          <w:lang w:val="en-GB" w:eastAsia="ja-JP"/>
-        </w:rPr>
+        <w:t xml:space="preserve">Mr / Ông: {{ten_nguoi_1}} </w:t>
+        <w:tab/>
+        <w:t>Position /Chức vụ: {{chuc_vu_nguoi_1}}</w:t>
       </w:r>
       <w:proofErr w:type="spellStart"/>
       <w:r>
         <w:rPr>
           <w:rFonts w:ascii="Times New Roman" w:hAnsi="Times New Roman" w:cs="Times New Roman"/>
+          <w:i/>
           <w:sz w:val="24"/>
           <w:szCs w:val="24"/>
           <w:lang w:val="en-GB" w:eastAsia="ja-JP"/>
@@ -1807,7 +1582,6 @@
         <w:rPr>
           <w:rFonts w:ascii="Times New Roman" w:hAnsi="Times New Roman" w:cs="Times New Roman"/>
           <w:i/>
-          <w:iCs/>
           <w:sz w:val="24"/>
           <w:szCs w:val="24"/>
           <w:lang w:val="vi-VN" w:eastAsia="ja-JP"/>
@@ -1817,15 +1591,6 @@
         <w:rPr>
           <w:rFonts w:ascii="Times New Roman" w:hAnsi="Times New Roman" w:cs="Times New Roman"/>
           <w:i/>
-          <w:iCs/>
-          <w:sz w:val="24"/>
-          <w:szCs w:val="24"/>
-          <w:lang w:val="en-GB" w:eastAsia="ja-JP"/>
-        </w:rPr>
-      </w:r>
-      <w:r>
-        <w:rPr>
-          <w:rFonts w:ascii="Times New Roman" w:hAnsi="Times New Roman" w:cs="Times New Roman"/>
           <w:sz w:val="24"/>
           <w:szCs w:val="24"/>
           <w:lang w:val="en-GB" w:eastAsia="ja-JP"/>
@@ -1835,6 +1600,7 @@
       <w:r>
         <w:rPr>
           <w:rFonts w:ascii="Times New Roman" w:hAnsi="Times New Roman" w:cs="Times New Roman"/>
+          <w:i/>
           <w:sz w:val="24"/>
           <w:szCs w:val="24"/>
           <w:lang w:val="en-GB" w:eastAsia="ja-JP"/>
@@ -1844,6 +1610,7 @@
       <w:r>
         <w:rPr>
           <w:rFonts w:ascii="Times New Roman" w:hAnsi="Times New Roman" w:cs="Times New Roman"/>
+          <w:i/>
           <w:sz w:val="24"/>
           <w:szCs w:val="24"/>
           <w:lang w:val="en-GB" w:eastAsia="ja-JP"/>
@@ -1853,6 +1620,7 @@
       <w:r>
         <w:rPr>
           <w:rFonts w:ascii="Times New Roman" w:hAnsi="Times New Roman" w:cs="Times New Roman"/>
+          <w:i/>
           <w:sz w:val="24"/>
           <w:szCs w:val="24"/>
           <w:lang w:val="en-GB" w:eastAsia="ja-JP"/>
@@ -1862,17 +1630,10 @@
       <w:r>
         <w:rPr>
           <w:rFonts w:ascii="Times New Roman" w:hAnsi="Times New Roman" w:cs="Times New Roman"/>
-          <w:sz w:val="24"/>
-          <w:szCs w:val="24"/>
-          <w:lang w:val="en-GB" w:eastAsia="ja-JP"/>
-        </w:rPr>
-      </w:r>
-      <w:r>
-        <w:rPr>
-          <w:rFonts w:ascii="Times New Roman" w:hAnsi="Times New Roman" w:cs="Times New Roman"/>
-          <w:sz w:val="24"/>
-          <w:szCs w:val="24"/>
-          <w:lang w:val="vi-VN" w:eastAsia="ja-JP"/>
+          <w:i/>
+          <w:sz w:val="24"/>
+          <w:szCs w:val="24"/>
+          <w:lang w:val="en-GB" w:eastAsia="ja-JP"/>
         </w:rPr>
       </w:r>
     </w:p>
@@ -1898,20 +1659,15 @@
           <w:szCs w:val="24"/>
           <w:lang w:val="en-GB" w:eastAsia="ja-JP"/>
         </w:rPr>
-        <w:t>Mr / Ông: {{ten_nguoi_2}} Position /Chức vụ: {{chuc_vu_nguoi_2}}</w:t>
-      </w:r>
-      <w:r>
-        <w:rPr>
-          <w:rFonts w:ascii="Times New Roman" w:hAnsi="Times New Roman" w:cs="Times New Roman"/>
-          <w:sz w:val="24"/>
-          <w:szCs w:val="24"/>
-          <w:lang w:val="en-GB" w:eastAsia="ja-JP"/>
-        </w:rPr>
+        <w:t xml:space="preserve">Mr / Ông: {{ten_nguoi_2}} </w:t>
+        <w:tab/>
+        <w:t>Position /Chức vụ: {{chuc_vu_nguoi_2}}</w:t>
       </w:r>
       <w:proofErr w:type="spellStart"/>
       <w:r>
         <w:rPr>
           <w:rFonts w:ascii="Times New Roman" w:hAnsi="Times New Roman" w:cs="Times New Roman"/>
+          <w:i/>
           <w:sz w:val="24"/>
           <w:szCs w:val="24"/>
           <w:lang w:val="en-GB" w:eastAsia="ja-JP"/>
@@ -1940,15 +1696,6 @@
         <w:rPr>
           <w:rFonts w:ascii="Times New Roman" w:hAnsi="Times New Roman" w:cs="Times New Roman"/>
           <w:i/>
-          <w:iCs/>
-          <w:sz w:val="24"/>
-          <w:szCs w:val="24"/>
-          <w:lang w:val="en-GB" w:eastAsia="ja-JP"/>
-        </w:rPr>
-      </w:r>
-      <w:r>
-        <w:rPr>
-          <w:rFonts w:ascii="Times New Roman" w:hAnsi="Times New Roman" w:cs="Times New Roman"/>
           <w:sz w:val="24"/>
           <w:szCs w:val="24"/>
           <w:lang w:val="en-GB" w:eastAsia="ja-JP"/>
@@ -1958,6 +1705,7 @@
       <w:r>
         <w:rPr>
           <w:rFonts w:ascii="Times New Roman" w:hAnsi="Times New Roman" w:cs="Times New Roman"/>
+          <w:i/>
           <w:sz w:val="24"/>
           <w:szCs w:val="24"/>
           <w:lang w:val="en-GB" w:eastAsia="ja-JP"/>
@@ -1967,6 +1715,7 @@
       <w:r>
         <w:rPr>
           <w:rFonts w:ascii="Times New Roman" w:hAnsi="Times New Roman" w:cs="Times New Roman"/>
+          <w:i/>
           <w:sz w:val="24"/>
           <w:szCs w:val="24"/>
           <w:lang w:val="en-GB" w:eastAsia="ja-JP"/>
@@ -1976,6 +1725,7 @@
       <w:r>
         <w:rPr>
           <w:rFonts w:ascii="Times New Roman" w:hAnsi="Times New Roman" w:cs="Times New Roman"/>
+          <w:i/>
           <w:sz w:val="24"/>
           <w:szCs w:val="24"/>
           <w:lang w:val="en-GB" w:eastAsia="ja-JP"/>
@@ -1985,25 +1735,10 @@
       <w:r>
         <w:rPr>
           <w:rFonts w:ascii="Times New Roman" w:hAnsi="Times New Roman" w:cs="Times New Roman"/>
-          <w:sz w:val="24"/>
-          <w:szCs w:val="24"/>
-          <w:lang w:val="en-GB" w:eastAsia="ja-JP"/>
-        </w:rPr>
-      </w:r>
-      <w:r>
-        <w:rPr>
-          <w:rFonts w:ascii="Times New Roman" w:hAnsi="Times New Roman" w:cs="Times New Roman"/>
-          <w:sz w:val="24"/>
-          <w:szCs w:val="24"/>
-          <w:lang w:val="en-GB" w:eastAsia="ja-JP"/>
-        </w:rPr>
-      </w:r>
-      <w:r>
-        <w:rPr>
-          <w:rFonts w:ascii="Times New Roman" w:hAnsi="Times New Roman" w:cs="Times New Roman"/>
-          <w:sz w:val="24"/>
-          <w:szCs w:val="24"/>
-          <w:lang w:val="vi-VN" w:eastAsia="ja-JP"/>
+          <w:i/>
+          <w:sz w:val="24"/>
+          <w:szCs w:val="24"/>
+          <w:lang w:val="en-GB" w:eastAsia="ja-JP"/>
         </w:rPr>
       </w:r>
     </w:p>
@@ -2551,16 +2286,17 @@
           <w:szCs w:val="24"/>
           <w:lang w:val="en-GB" w:eastAsia="ja-JP"/>
         </w:rPr>
-        <w:t>Mr</w:t>
-      </w:r>
-      <w:r>
-        <w:rPr>
-          <w:rFonts w:ascii="Times New Roman" w:hAnsi="Times New Roman" w:cs="Times New Roman"/>
-          <w:sz w:val="24"/>
-          <w:szCs w:val="24"/>
-          <w:lang w:val="en-GB" w:eastAsia="ja-JP"/>
-        </w:rPr>
-        <w:t xml:space="preserve"> / </w:t>
+        <w:t xml:space="preserve">Mr / Ông: {{ten_nguoi_2}} </w:t>
+        <w:tab/>
+        <w:t>Position /Chức vụ: {{chuc_vu_nguoi_2}}</w:t>
+      </w:r>
+      <w:r>
+        <w:rPr>
+          <w:rFonts w:ascii="Times New Roman" w:hAnsi="Times New Roman" w:cs="Times New Roman"/>
+          <w:sz w:val="24"/>
+          <w:szCs w:val="24"/>
+          <w:lang w:val="en-GB" w:eastAsia="ja-JP"/>
+        </w:rPr>
       </w:r>
       <w:proofErr w:type="spellStart"/>
       <w:r>
@@ -2570,7 +2306,6 @@
           <w:szCs w:val="24"/>
           <w:lang w:val="en-GB" w:eastAsia="ja-JP"/>
         </w:rPr>
-        <w:t>Ông</w:t>
       </w:r>
       <w:proofErr w:type="spellEnd"/>
       <w:r>
@@ -2580,16 +2315,33 @@
           <w:szCs w:val="24"/>
           <w:lang w:val="en-GB" w:eastAsia="ja-JP"/>
         </w:rPr>
-        <w:t>:</w:t>
-      </w:r>
-      <w:r>
-        <w:rPr>
-          <w:rFonts w:ascii="Times New Roman" w:hAnsi="Times New Roman" w:cs="Times New Roman"/>
+      </w:r>
+      <w:r>
+        <w:rPr>
+          <w:rFonts w:ascii="Times New Roman" w:hAnsi="Times New Roman" w:cs="Times New Roman"/>
+          <w:i/>
+          <w:sz w:val="24"/>
+          <w:szCs w:val="24"/>
+          <w:lang w:val="en-GB" w:eastAsia="ja-JP"/>
+        </w:rPr>
+      </w:r>
+      <w:r>
+        <w:rPr>
+          <w:rFonts w:ascii="Times New Roman" w:hAnsi="Times New Roman" w:cs="Times New Roman"/>
+          <w:i/>
+          <w:sz w:val="24"/>
+          <w:szCs w:val="24"/>
+          <w:lang w:val="en-GB" w:eastAsia="ja-JP"/>
+        </w:rPr>
+      </w:r>
+      <w:r>
+        <w:rPr>
+          <w:rFonts w:ascii="Times New Roman" w:hAnsi="Times New Roman" w:cs="Times New Roman"/>
+          <w:i/>
           <w:sz w:val="24"/>
           <w:szCs w:val="24"/>
           <w:lang w:val="vi-VN" w:eastAsia="ja-JP"/>
         </w:rPr>
-        <w:tab/>
       </w:r>
       <w:r>
         <w:rPr>
@@ -2600,16 +2352,14 @@
           <w:szCs w:val="24"/>
           <w:lang w:val="en-GB" w:eastAsia="ja-JP"/>
         </w:rPr>
-        <w:t>Position</w:t>
-      </w:r>
-      <w:r>
-        <w:rPr>
-          <w:rFonts w:ascii="Times New Roman" w:hAnsi="Times New Roman" w:cs="Times New Roman"/>
-          <w:sz w:val="24"/>
-          <w:szCs w:val="24"/>
-          <w:lang w:val="en-GB" w:eastAsia="ja-JP"/>
-        </w:rPr>
-        <w:t xml:space="preserve"> /</w:t>
+      </w:r>
+      <w:r>
+        <w:rPr>
+          <w:rFonts w:ascii="Times New Roman" w:hAnsi="Times New Roman" w:cs="Times New Roman"/>
+          <w:sz w:val="24"/>
+          <w:szCs w:val="24"/>
+          <w:lang w:val="en-GB" w:eastAsia="ja-JP"/>
+        </w:rPr>
       </w:r>
       <w:proofErr w:type="spellStart"/>
       <w:r>
@@ -2619,7 +2369,6 @@
           <w:szCs w:val="24"/>
           <w:lang w:val="en-GB" w:eastAsia="ja-JP"/>
         </w:rPr>
-        <w:t>Chức</w:t>
       </w:r>
       <w:proofErr w:type="spellEnd"/>
       <w:r>
@@ -2629,7 +2378,6 @@
           <w:szCs w:val="24"/>
           <w:lang w:val="en-GB" w:eastAsia="ja-JP"/>
         </w:rPr>
-        <w:t xml:space="preserve"> </w:t>
       </w:r>
       <w:proofErr w:type="spellStart"/>
       <w:r>
@@ -2639,7 +2387,6 @@
           <w:szCs w:val="24"/>
           <w:lang w:val="en-GB" w:eastAsia="ja-JP"/>
         </w:rPr>
-        <w:t>vụ</w:t>
       </w:r>
       <w:proofErr w:type="spellEnd"/>
       <w:r>
@@ -2649,16 +2396,24 @@
           <w:szCs w:val="24"/>
           <w:lang w:val="en-GB" w:eastAsia="ja-JP"/>
         </w:rPr>
-        <w:t>:</w:t>
-      </w:r>
-      <w:r>
-        <w:rPr>
-          <w:rFonts w:ascii="Times New Roman" w:hAnsi="Times New Roman" w:cs="Times New Roman"/>
-          <w:sz w:val="24"/>
-          <w:szCs w:val="24"/>
-          <w:lang w:val="vi-VN" w:eastAsia="ja-JP"/>
-        </w:rPr>
-        <w:tab/>
+      </w:r>
+      <w:r>
+        <w:rPr>
+          <w:rFonts w:ascii="Times New Roman" w:hAnsi="Times New Roman" w:cs="Times New Roman"/>
+          <w:i/>
+          <w:sz w:val="24"/>
+          <w:szCs w:val="24"/>
+          <w:lang w:val="en-GB" w:eastAsia="ja-JP"/>
+        </w:rPr>
+      </w:r>
+      <w:r>
+        <w:rPr>
+          <w:rFonts w:ascii="Times New Roman" w:hAnsi="Times New Roman" w:cs="Times New Roman"/>
+          <w:i/>
+          <w:sz w:val="24"/>
+          <w:szCs w:val="24"/>
+          <w:lang w:val="en-GB" w:eastAsia="ja-JP"/>
+        </w:rPr>
       </w:r>
     </w:p>
     <w:p>
@@ -2964,16 +2719,17 @@
           <w:szCs w:val="24"/>
           <w:lang w:val="en-GB" w:eastAsia="ja-JP"/>
         </w:rPr>
-        <w:t>Mr</w:t>
-      </w:r>
-      <w:r>
-        <w:rPr>
-          <w:rFonts w:ascii="Times New Roman" w:hAnsi="Times New Roman" w:cs="Times New Roman"/>
-          <w:sz w:val="24"/>
-          <w:szCs w:val="24"/>
-          <w:lang w:val="en-GB" w:eastAsia="ja-JP"/>
-        </w:rPr>
-        <w:t xml:space="preserve"> / </w:t>
+        <w:t xml:space="preserve">Mr / Ông: {{ten_nguoi_3}} </w:t>
+        <w:tab/>
+        <w:t>Position /Chức vụ: {{chuc_vu_nguoi_3}}</w:t>
+      </w:r>
+      <w:r>
+        <w:rPr>
+          <w:rFonts w:ascii="Times New Roman" w:hAnsi="Times New Roman" w:cs="Times New Roman"/>
+          <w:sz w:val="24"/>
+          <w:szCs w:val="24"/>
+          <w:lang w:val="en-GB" w:eastAsia="ja-JP"/>
+        </w:rPr>
       </w:r>
       <w:proofErr w:type="spellStart"/>
       <w:r>
@@ -2983,7 +2739,6 @@
           <w:szCs w:val="24"/>
           <w:lang w:val="en-GB" w:eastAsia="ja-JP"/>
         </w:rPr>
-        <w:t>Ông</w:t>
       </w:r>
       <w:proofErr w:type="spellEnd"/>
       <w:r>
@@ -2993,16 +2748,71 @@
           <w:szCs w:val="24"/>
           <w:lang w:val="vi-VN" w:eastAsia="ja-JP"/>
         </w:rPr>
-        <w:t>:</w:t>
-      </w:r>
-      <w:r>
-        <w:rPr>
-          <w:rFonts w:ascii="Times New Roman" w:hAnsi="Times New Roman" w:cs="Times New Roman"/>
+      </w:r>
+      <w:r>
+        <w:rPr>
+          <w:rFonts w:ascii="Times New Roman" w:hAnsi="Times New Roman" w:cs="Times New Roman"/>
+          <w:i/>
+          <w:sz w:val="24"/>
+          <w:szCs w:val="24"/>
+          <w:lang w:val="en-GB" w:eastAsia="ja-JP"/>
+        </w:rPr>
+      </w:r>
+      <w:r>
+        <w:rPr>
+          <w:rFonts w:ascii="Times New Roman" w:hAnsi="Times New Roman" w:cs="Times New Roman"/>
+          <w:i/>
+          <w:sz w:val="24"/>
+          <w:szCs w:val="24"/>
+          <w:lang w:val="en-GB" w:eastAsia="ja-JP"/>
+        </w:rPr>
+      </w:r>
+      <w:proofErr w:type="spellStart"/>
+      <w:r>
+        <w:rPr>
+          <w:rFonts w:ascii="Times New Roman" w:hAnsi="Times New Roman" w:cs="Times New Roman"/>
+          <w:i/>
+          <w:sz w:val="24"/>
+          <w:szCs w:val="24"/>
+          <w:lang w:val="en-GB" w:eastAsia="ja-JP"/>
+        </w:rPr>
+      </w:r>
+      <w:proofErr w:type="spellEnd"/>
+      <w:r>
+        <w:rPr>
+          <w:rFonts w:ascii="Times New Roman" w:hAnsi="Times New Roman" w:cs="Times New Roman"/>
+          <w:i/>
+          <w:sz w:val="24"/>
+          <w:szCs w:val="24"/>
+          <w:lang w:val="en-GB" w:eastAsia="ja-JP"/>
+        </w:rPr>
+      </w:r>
+      <w:r>
+        <w:rPr>
+          <w:rFonts w:ascii="Times New Roman" w:hAnsi="Times New Roman" w:cs="Times New Roman"/>
+          <w:i/>
           <w:sz w:val="24"/>
           <w:szCs w:val="24"/>
           <w:lang w:val="vi-VN" w:eastAsia="ja-JP"/>
         </w:rPr>
-        <w:tab/>
+      </w:r>
+      <w:r>
+        <w:rPr>
+          <w:rFonts w:ascii="Times New Roman" w:hAnsi="Times New Roman" w:cs="Times New Roman"/>
+          <w:i/>
+          <w:sz w:val="24"/>
+          <w:szCs w:val="24"/>
+          <w:lang w:val="en-GB" w:eastAsia="ja-JP"/>
+        </w:rPr>
+      </w:r>
+      <w:r>
+        <w:rPr>
+          <w:rFonts w:ascii="Times New Roman" w:hAnsi="Times New Roman" w:cs="Times New Roman"/>
+          <w:i/>
+          <w:sz w:val="24"/>
+          <w:szCs w:val="24"/>
+          <w:lang w:val="vi-VN" w:eastAsia="ja-JP"/>
+        </w:rPr>
       </w:r>
       <w:r>
         <w:rPr>
@@ -3013,16 +2823,14 @@
           <w:szCs w:val="24"/>
           <w:lang w:val="en-GB" w:eastAsia="ja-JP"/>
         </w:rPr>
-        <w:t>Position</w:t>
-      </w:r>
-      <w:r>
-        <w:rPr>
-          <w:rFonts w:ascii="Times New Roman" w:hAnsi="Times New Roman" w:cs="Times New Roman"/>
-          <w:sz w:val="24"/>
-          <w:szCs w:val="24"/>
-          <w:lang w:val="en-GB" w:eastAsia="ja-JP"/>
-        </w:rPr>
-        <w:t xml:space="preserve"> /</w:t>
+      </w:r>
+      <w:r>
+        <w:rPr>
+          <w:rFonts w:ascii="Times New Roman" w:hAnsi="Times New Roman" w:cs="Times New Roman"/>
+          <w:sz w:val="24"/>
+          <w:szCs w:val="24"/>
+          <w:lang w:val="en-GB" w:eastAsia="ja-JP"/>
+        </w:rPr>
       </w:r>
       <w:proofErr w:type="spellStart"/>
       <w:r>
@@ -3032,7 +2840,6 @@
           <w:szCs w:val="24"/>
           <w:lang w:val="en-GB" w:eastAsia="ja-JP"/>
         </w:rPr>
-        <w:t>Chức</w:t>
       </w:r>
       <w:proofErr w:type="spellEnd"/>
       <w:r>
@@ -3042,7 +2849,6 @@
           <w:szCs w:val="24"/>
           <w:lang w:val="en-GB" w:eastAsia="ja-JP"/>
         </w:rPr>
-        <w:t xml:space="preserve"> </w:t>
       </w:r>
       <w:proofErr w:type="spellStart"/>
       <w:r>
@@ -3052,7 +2858,6 @@
           <w:szCs w:val="24"/>
           <w:lang w:val="en-GB" w:eastAsia="ja-JP"/>
         </w:rPr>
-        <w:t>vụ</w:t>
       </w:r>
       <w:proofErr w:type="spellEnd"/>
       <w:r>
@@ -3062,16 +2867,53 @@
           <w:szCs w:val="24"/>
           <w:lang w:val="en-GB" w:eastAsia="ja-JP"/>
         </w:rPr>
-        <w:t xml:space="preserve">: </w:t>
-      </w:r>
-      <w:r>
-        <w:rPr>
-          <w:rFonts w:ascii="Times New Roman" w:hAnsi="Times New Roman" w:cs="Times New Roman"/>
+      </w:r>
+      <w:r>
+        <w:rPr>
+          <w:rFonts w:ascii="Times New Roman" w:hAnsi="Times New Roman" w:cs="Times New Roman"/>
+          <w:i/>
+          <w:sz w:val="24"/>
+          <w:szCs w:val="24"/>
+          <w:lang w:val="en-GB" w:eastAsia="ja-JP"/>
+        </w:rPr>
+      </w:r>
+      <w:proofErr w:type="spellStart"/>
+      <w:r>
+        <w:rPr>
+          <w:rFonts w:ascii="Times New Roman" w:hAnsi="Times New Roman" w:cs="Times New Roman"/>
+          <w:i/>
+          <w:sz w:val="24"/>
+          <w:szCs w:val="24"/>
+          <w:lang w:val="en-GB" w:eastAsia="ja-JP"/>
+        </w:rPr>
+      </w:r>
+      <w:proofErr w:type="spellEnd"/>
+      <w:r>
+        <w:rPr>
+          <w:rFonts w:ascii="Times New Roman" w:hAnsi="Times New Roman" w:cs="Times New Roman"/>
+          <w:i/>
+          <w:sz w:val="24"/>
+          <w:szCs w:val="24"/>
+          <w:lang w:val="en-GB" w:eastAsia="ja-JP"/>
+        </w:rPr>
+      </w:r>
+      <w:r>
+        <w:rPr>
+          <w:rFonts w:ascii="Times New Roman" w:hAnsi="Times New Roman" w:cs="Times New Roman"/>
+          <w:i/>
           <w:sz w:val="24"/>
           <w:szCs w:val="24"/>
           <w:lang w:val="vi-VN" w:eastAsia="ja-JP"/>
         </w:rPr>
-        <w:tab/>
+      </w:r>
+      <w:r>
+        <w:rPr>
+          <w:rFonts w:ascii="Times New Roman" w:hAnsi="Times New Roman" w:cs="Times New Roman"/>
+          <w:i/>
+          <w:sz w:val="24"/>
+          <w:szCs w:val="24"/>
+          <w:lang w:val="en-GB" w:eastAsia="ja-JP"/>
+        </w:rPr>
       </w:r>
     </w:p>
     <w:p>
@@ -3192,88 +3034,28 @@
         </w:rPr>
         <w:t>Location / Vị trí lấy mẫu: {{dia_diem}}</w:t>
       </w:r>
-      <w:r>
-        <w:rPr>
-          <w:rFonts w:ascii="Times New Roman" w:hAnsi="Times New Roman" w:cs="Times New Roman"/>
+      <w:proofErr w:type="gramStart"/>
+      <w:r>
+        <w:rPr>
+          <w:rFonts w:ascii="Times New Roman" w:hAnsi="Times New Roman" w:cs="Times New Roman"/>
+          <w:i/>
+          <w:iCs/>
           <w:sz w:val="24"/>
           <w:szCs w:val="24"/>
           <w:lang w:val="fr-FR" w:eastAsia="ja-JP"/>
         </w:rPr>
       </w:r>
-      <w:proofErr w:type="spellStart"/>
-      <w:r>
-        <w:rPr>
-          <w:rFonts w:ascii="Times New Roman" w:hAnsi="Times New Roman" w:cs="Times New Roman"/>
+      <w:proofErr w:type="gramEnd"/>
+      <w:r>
+        <w:rPr>
+          <w:rFonts w:ascii="Times New Roman" w:hAnsi="Times New Roman" w:cs="Times New Roman"/>
+          <w:i/>
+          <w:iCs/>
           <w:sz w:val="24"/>
           <w:szCs w:val="24"/>
           <w:lang w:val="fr-FR" w:eastAsia="ja-JP"/>
         </w:rPr>
       </w:r>
-      <w:proofErr w:type="spellEnd"/>
-      <w:r>
-        <w:rPr>
-          <w:rFonts w:ascii="Times New Roman" w:hAnsi="Times New Roman" w:cs="Times New Roman"/>
-          <w:sz w:val="24"/>
-          <w:szCs w:val="24"/>
-          <w:lang w:val="fr-FR" w:eastAsia="ja-JP"/>
-        </w:rPr>
-      </w:r>
-      <w:proofErr w:type="spellStart"/>
-      <w:r>
-        <w:rPr>
-          <w:rFonts w:ascii="Times New Roman" w:hAnsi="Times New Roman" w:cs="Times New Roman"/>
-          <w:sz w:val="24"/>
-          <w:szCs w:val="24"/>
-          <w:lang w:val="fr-FR" w:eastAsia="ja-JP"/>
-        </w:rPr>
-      </w:r>
-      <w:proofErr w:type="spellEnd"/>
-      <w:r>
-        <w:rPr>
-          <w:rFonts w:ascii="Times New Roman" w:hAnsi="Times New Roman" w:cs="Times New Roman"/>
-          <w:sz w:val="24"/>
-          <w:szCs w:val="24"/>
-          <w:lang w:val="fr-FR" w:eastAsia="ja-JP"/>
-        </w:rPr>
-      </w:r>
-      <w:proofErr w:type="spellStart"/>
-      <w:r>
-        <w:rPr>
-          <w:rFonts w:ascii="Times New Roman" w:hAnsi="Times New Roman" w:cs="Times New Roman"/>
-          <w:sz w:val="24"/>
-          <w:szCs w:val="24"/>
-          <w:lang w:val="fr-FR" w:eastAsia="ja-JP"/>
-        </w:rPr>
-      </w:r>
-      <w:proofErr w:type="spellEnd"/>
-      <w:r>
-        <w:rPr>
-          <w:rFonts w:ascii="Times New Roman" w:hAnsi="Times New Roman" w:cs="Times New Roman"/>
-          <w:sz w:val="24"/>
-          <w:szCs w:val="24"/>
-          <w:lang w:val="fr-FR" w:eastAsia="ja-JP"/>
-        </w:rPr>
-      </w:r>
-      <w:proofErr w:type="spellStart"/>
-      <w:proofErr w:type="gramStart"/>
-      <w:r>
-        <w:rPr>
-          <w:rFonts w:ascii="Times New Roman" w:hAnsi="Times New Roman" w:cs="Times New Roman"/>
-          <w:sz w:val="24"/>
-          <w:szCs w:val="24"/>
-          <w:lang w:val="fr-FR" w:eastAsia="ja-JP"/>
-        </w:rPr>
-      </w:r>
-      <w:proofErr w:type="spellEnd"/>
-      <w:r>
-        <w:rPr>
-          <w:rFonts w:ascii="Times New Roman" w:hAnsi="Times New Roman" w:cs="Times New Roman"/>
-          <w:sz w:val="24"/>
-          <w:szCs w:val="24"/>
-          <w:lang w:val="vi-VN" w:eastAsia="ja-JP"/>
-        </w:rPr>
-      </w:r>
-      <w:proofErr w:type="gramEnd"/>
     </w:p>
     <w:p>
       <w:pPr>
@@ -3940,10 +3722,9 @@
             <w:r>
               <w:rPr>
                 <w:rFonts w:ascii="Times New Roman" w:hAnsi="Times New Roman"/>
-                <w:i w:val="0"/>
                 <w:sz w:val="24"/>
               </w:rPr>
-              <w:t xml:space="preserve">{{vl1_nguon_goc_en}} / </w:t>
+              <w:t>{{vl1_nguon_goc_en}} / {{vl1_nguon_goc_vi}}</w:t>
             </w:r>
             <w:r>
               <w:rPr>
@@ -3951,7 +3732,6 @@
                 <w:i/>
                 <w:sz w:val="24"/>
               </w:rPr>
-              <w:t>{{vl1_nguon_goc_vi}}</w:t>
             </w:r>
           </w:p>
         </w:tc>
@@ -4108,10 +3888,9 @@
             <w:r>
               <w:rPr>
                 <w:rFonts w:ascii="Times New Roman" w:hAnsi="Times New Roman"/>
-                <w:i w:val="0"/>
                 <w:sz w:val="24"/>
               </w:rPr>
-              <w:t xml:space="preserve">{{vl2_nguon_goc_en}} / </w:t>
+              <w:t>{{vl2_nguon_goc_en}} / {{vl2_nguon_goc_vi}}</w:t>
             </w:r>
             <w:r>
               <w:rPr>
@@ -4119,7 +3898,6 @@
                 <w:i/>
                 <w:sz w:val="24"/>
               </w:rPr>
-              <w:t>{{vl2_nguon_goc_vi}}</w:t>
             </w:r>
           </w:p>
         </w:tc>
@@ -4541,7 +4319,6 @@
                 <w:lang w:eastAsia="ja-JP"/>
               </w:rPr>
             </w:pPr>
-            <w:proofErr w:type="gramStart"/>
             <w:r>
               <w:rPr>
                 <w:rFonts w:ascii="Times New Roman" w:hAnsi="Times New Roman" w:cs="Times New Roman"/>
@@ -4552,8 +4329,19 @@
                 <w:sz w:val="20"/>
                 <w:lang w:eastAsia="ja-JP"/>
               </w:rPr>
-              <w:t>{{ten_nguoi_2}}</w:t>
               <w:br/>
+            </w:r>
+            <w:proofErr w:type="gramStart"/>
+            <w:r>
+              <w:rPr>
+                <w:rFonts w:ascii="Times New Roman" w:hAnsi="Times New Roman" w:cs="Times New Roman"/>
+                <w:b/>
+                <w:bCs/>
+                <w:i/>
+                <w:iCs/>
+                <w:sz w:val="20"/>
+                <w:lang w:eastAsia="ja-JP"/>
+              </w:rPr>
               <w:t>SUB CONTRACTOR</w:t>
             </w:r>
             <w:proofErr w:type="gramEnd"/>
@@ -4798,42 +4586,67 @@
                 <w:iCs/>
                 <w:sz w:val="18"/>
                 <w:szCs w:val="18"/>
-                <w:lang w:val="en-GB" w:eastAsia="ja-JP"/>
+                <w:lang w:val="vi-VN" w:eastAsia="ja-JP"/>
               </w:rPr>
             </w:pPr>
-          </w:p>
-          <w:p>
-            <w:pPr>
-              <w:widowControl w:val="0"/>
-              <w:spacing w:line="300" w:lineRule="auto"/>
-              <w:jc w:val="center"/>
-              <w:textAlignment w:val="baseline"/>
+            <w:r>
               <w:rPr>
                 <w:rFonts w:ascii="Times New Roman" w:hAnsi="Times New Roman" w:cs="Times New Roman"/>
                 <w:b/>
                 <w:bCs/>
                 <w:i/>
                 <w:iCs/>
-                <w:sz w:val="18"/>
-                <w:szCs w:val="18"/>
-                <w:lang w:val="en-GB" w:eastAsia="ja-JP"/>
-              </w:rPr>
-            </w:pPr>
-          </w:p>
-          <w:p>
-            <w:pPr>
-              <w:widowControl w:val="0"/>
-              <w:spacing w:line="300" w:lineRule="auto"/>
-              <w:jc w:val="center"/>
-              <w:textAlignment w:val="baseline"/>
+                <w:sz w:val="20"/>
+                <w:lang w:eastAsia="ja-JP"/>
+              </w:rPr>
+              <w:t>{{ten_nguoi_3}}</w:t>
+            </w:r>
+            <w:proofErr w:type="spellStart"/>
+            <w:r>
               <w:rPr>
                 <w:rFonts w:ascii="Times New Roman" w:hAnsi="Times New Roman" w:cs="Times New Roman"/>
                 <w:b/>
                 <w:bCs/>
+                <w:i/>
+                <w:iCs/>
                 <w:sz w:val="20"/>
-                <w:lang w:val="en-GB" w:eastAsia="ja-JP"/>
-              </w:rPr>
-            </w:pPr>
+                <w:lang w:eastAsia="ja-JP"/>
+              </w:rPr>
+            </w:r>
+            <w:proofErr w:type="spellEnd"/>
+            <w:r>
+              <w:rPr>
+                <w:rFonts w:ascii="Times New Roman" w:hAnsi="Times New Roman" w:cs="Times New Roman"/>
+                <w:b/>
+                <w:bCs/>
+                <w:i/>
+                <w:iCs/>
+                <w:sz w:val="20"/>
+                <w:lang w:eastAsia="ja-JP"/>
+              </w:rPr>
+            </w:r>
+            <w:r>
+              <w:rPr>
+                <w:rFonts w:ascii="Times New Roman" w:hAnsi="Times New Roman" w:cs="Times New Roman"/>
+                <w:b/>
+                <w:bCs/>
+                <w:i/>
+                <w:iCs/>
+                <w:sz w:val="20"/>
+                <w:lang w:val="vi-VN" w:eastAsia="ja-JP"/>
+              </w:rPr>
+            </w:r>
+            <w:r>
+              <w:rPr>
+                <w:rFonts w:ascii="Times New Roman" w:hAnsi="Times New Roman" w:cs="Times New Roman"/>
+                <w:b/>
+                <w:bCs/>
+                <w:i/>
+                <w:iCs/>
+                <w:sz w:val="20"/>
+                <w:lang w:eastAsia="ja-JP"/>
+              </w:rPr>
+            </w:r>
           </w:p>
         </w:tc>
         <w:tc>
@@ -4864,7 +4677,6 @@
                 <w:sz w:val="20"/>
                 <w:lang w:eastAsia="ja-JP"/>
               </w:rPr>
-              <w:t>{{ten_nguoi_1}}</w:t>
               <w:br/>
               <w:t>MAIN CONTRACTOR</w:t>
             </w:r>
@@ -5109,42 +4921,67 @@
                 <w:iCs/>
                 <w:sz w:val="18"/>
                 <w:szCs w:val="18"/>
-                <w:lang w:val="en-GB" w:eastAsia="ja-JP"/>
+                <w:lang w:val="vi-VN" w:eastAsia="ja-JP"/>
               </w:rPr>
             </w:pPr>
-          </w:p>
-          <w:p>
-            <w:pPr>
-              <w:widowControl w:val="0"/>
-              <w:spacing w:line="300" w:lineRule="auto"/>
-              <w:jc w:val="center"/>
-              <w:textAlignment w:val="baseline"/>
+            <w:r>
               <w:rPr>
                 <w:rFonts w:ascii="Times New Roman" w:hAnsi="Times New Roman" w:cs="Times New Roman"/>
                 <w:b/>
                 <w:bCs/>
                 <w:i/>
                 <w:iCs/>
-                <w:sz w:val="18"/>
-                <w:szCs w:val="18"/>
-                <w:lang w:val="en-GB" w:eastAsia="ja-JP"/>
-              </w:rPr>
-            </w:pPr>
-          </w:p>
-          <w:p>
-            <w:pPr>
-              <w:widowControl w:val="0"/>
-              <w:spacing w:line="300" w:lineRule="auto"/>
-              <w:jc w:val="center"/>
-              <w:textAlignment w:val="baseline"/>
+                <w:sz w:val="20"/>
+                <w:lang w:eastAsia="ja-JP"/>
+              </w:rPr>
+              <w:t>{{ten_nguoi_2}}</w:t>
+            </w:r>
+            <w:proofErr w:type="spellStart"/>
+            <w:r>
               <w:rPr>
                 <w:rFonts w:ascii="Times New Roman" w:hAnsi="Times New Roman" w:cs="Times New Roman"/>
                 <w:b/>
                 <w:bCs/>
+                <w:i/>
+                <w:iCs/>
                 <w:sz w:val="20"/>
                 <w:lang w:eastAsia="ja-JP"/>
               </w:rPr>
-            </w:pPr>
+            </w:r>
+            <w:proofErr w:type="spellEnd"/>
+            <w:r>
+              <w:rPr>
+                <w:rFonts w:ascii="Times New Roman" w:hAnsi="Times New Roman" w:cs="Times New Roman"/>
+                <w:b/>
+                <w:bCs/>
+                <w:i/>
+                <w:iCs/>
+                <w:sz w:val="20"/>
+                <w:lang w:eastAsia="ja-JP"/>
+              </w:rPr>
+            </w:r>
+            <w:r>
+              <w:rPr>
+                <w:rFonts w:ascii="Times New Roman" w:hAnsi="Times New Roman" w:cs="Times New Roman"/>
+                <w:b/>
+                <w:bCs/>
+                <w:i/>
+                <w:iCs/>
+                <w:sz w:val="20"/>
+                <w:lang w:val="vi-VN" w:eastAsia="ja-JP"/>
+              </w:rPr>
+            </w:r>
+            <w:r>
+              <w:rPr>
+                <w:rFonts w:ascii="Times New Roman" w:hAnsi="Times New Roman" w:cs="Times New Roman"/>
+                <w:b/>
+                <w:bCs/>
+                <w:i/>
+                <w:iCs/>
+                <w:sz w:val="20"/>
+                <w:lang w:eastAsia="ja-JP"/>
+              </w:rPr>
+            </w:r>
           </w:p>
         </w:tc>
         <w:tc>
@@ -5436,24 +5273,43 @@
                 <w:iCs/>
                 <w:sz w:val="18"/>
                 <w:szCs w:val="18"/>
-                <w:lang w:val="en-GB" w:eastAsia="ja-JP"/>
+                <w:lang w:val="vi-VN" w:eastAsia="ja-JP"/>
               </w:rPr>
             </w:pPr>
-          </w:p>
-          <w:p>
-            <w:pPr>
-              <w:widowControl w:val="0"/>
-              <w:spacing w:line="300" w:lineRule="auto"/>
-              <w:jc w:val="center"/>
-              <w:textAlignment w:val="baseline"/>
+            <w:r>
               <w:rPr>
                 <w:rFonts w:ascii="Times New Roman" w:hAnsi="Times New Roman" w:cs="Times New Roman"/>
                 <w:b/>
                 <w:bCs/>
+                <w:i/>
+                <w:iCs/>
                 <w:sz w:val="20"/>
-                <w:lang w:val="en-GB" w:eastAsia="ja-JP"/>
-              </w:rPr>
-            </w:pPr>
+                <w:lang w:eastAsia="ja-JP"/>
+              </w:rPr>
+              <w:t>{{ten_nguoi_1}}</w:t>
+            </w:r>
+            <w:r>
+              <w:rPr>
+                <w:rFonts w:ascii="Times New Roman" w:hAnsi="Times New Roman" w:cs="Times New Roman"/>
+                <w:b/>
+                <w:bCs/>
+                <w:i/>
+                <w:iCs/>
+                <w:sz w:val="20"/>
+                <w:lang w:val="vi-VN" w:eastAsia="ja-JP"/>
+              </w:rPr>
+            </w:r>
+            <w:r>
+              <w:rPr>
+                <w:rFonts w:ascii="Times New Roman" w:hAnsi="Times New Roman" w:cs="Times New Roman"/>
+                <w:b/>
+                <w:bCs/>
+                <w:i/>
+                <w:iCs/>
+                <w:sz w:val="20"/>
+                <w:lang w:eastAsia="ja-JP"/>
+              </w:rPr>
+            </w:r>
           </w:p>
         </w:tc>
       </w:tr>
@@ -5466,6 +5322,7 @@
           <w:i/>
           <w:sz w:val="26"/>
           <w:szCs w:val="26"/>
+          <w:lang w:val="vi-VN"/>
         </w:rPr>
       </w:pPr>
     </w:p>
